--- a/reports/C2/Student #3/Testing report Student#3.docx
+++ b/reports/C2/Student #3/Testing report Student#3.docx
@@ -7256,7 +7256,7 @@
           <w:noProof/>
         </w:rPr>
         <w:drawing>
-          <wp:anchor distT="0" distB="0" distL="114300" distR="114300" simplePos="0" relativeHeight="251669504" behindDoc="0" locked="0" layoutInCell="1" allowOverlap="1" wp14:anchorId="5DE2CB38" wp14:editId="59F849CB">
+          <wp:anchor distT="0" distB="0" distL="114300" distR="114300" simplePos="0" relativeHeight="251669504" behindDoc="0" locked="0" layoutInCell="1" allowOverlap="1" wp14:anchorId="5DE2CB38" wp14:editId="03F3D3A5">
             <wp:simplePos x="0" y="0"/>
             <wp:positionH relativeFrom="margin">
               <wp:align>center</wp:align>
@@ -7607,7 +7607,7 @@
           <w:noProof/>
         </w:rPr>
         <w:drawing>
-          <wp:anchor distT="0" distB="0" distL="114300" distR="114300" simplePos="0" relativeHeight="251665408" behindDoc="0" locked="0" layoutInCell="1" allowOverlap="1" wp14:anchorId="69C995EC" wp14:editId="649F9A88">
+          <wp:anchor distT="0" distB="0" distL="114300" distR="114300" simplePos="0" relativeHeight="251665408" behindDoc="0" locked="0" layoutInCell="1" allowOverlap="1" wp14:anchorId="69C995EC" wp14:editId="52D9ADF8">
             <wp:simplePos x="0" y="0"/>
             <wp:positionH relativeFrom="margin">
               <wp:align>center</wp:align>
@@ -7738,7 +7738,7 @@
           <w:noProof/>
         </w:rPr>
         <w:drawing>
-          <wp:anchor distT="0" distB="0" distL="114300" distR="114300" simplePos="0" relativeHeight="251668480" behindDoc="0" locked="0" layoutInCell="1" allowOverlap="1" wp14:anchorId="34BC2DFC" wp14:editId="26A35FD1">
+          <wp:anchor distT="0" distB="0" distL="114300" distR="114300" simplePos="0" relativeHeight="251668480" behindDoc="0" locked="0" layoutInCell="1" allowOverlap="1" wp14:anchorId="34BC2DFC" wp14:editId="4EB36294">
             <wp:simplePos x="0" y="0"/>
             <wp:positionH relativeFrom="margin">
               <wp:align>center</wp:align>
@@ -7839,7 +7839,7 @@
           <w:noProof/>
         </w:rPr>
         <w:drawing>
-          <wp:anchor distT="0" distB="0" distL="114300" distR="114300" simplePos="0" relativeHeight="251666432" behindDoc="0" locked="0" layoutInCell="1" allowOverlap="1" wp14:anchorId="33CAFA06" wp14:editId="3A1083F7">
+          <wp:anchor distT="0" distB="0" distL="114300" distR="114300" simplePos="0" relativeHeight="251666432" behindDoc="0" locked="0" layoutInCell="1" allowOverlap="1" wp14:anchorId="33CAFA06" wp14:editId="4A6CE5A9">
             <wp:simplePos x="0" y="0"/>
             <wp:positionH relativeFrom="margin">
               <wp:align>center</wp:align>
@@ -8417,7 +8417,7 @@
           <w:noProof/>
         </w:rPr>
         <w:drawing>
-          <wp:anchor distT="0" distB="0" distL="114300" distR="114300" simplePos="0" relativeHeight="251670528" behindDoc="0" locked="0" layoutInCell="1" allowOverlap="1" wp14:anchorId="507CD2CD" wp14:editId="2AF953CC">
+          <wp:anchor distT="0" distB="0" distL="114300" distR="114300" simplePos="0" relativeHeight="251670528" behindDoc="0" locked="0" layoutInCell="1" allowOverlap="1" wp14:anchorId="507CD2CD" wp14:editId="2B0DC5E0">
             <wp:simplePos x="0" y="0"/>
             <wp:positionH relativeFrom="margin">
               <wp:align>center</wp:align>
@@ -9936,7 +9936,7 @@
           <w:noProof/>
         </w:rPr>
         <w:drawing>
-          <wp:anchor distT="0" distB="0" distL="114300" distR="114300" simplePos="0" relativeHeight="251677696" behindDoc="0" locked="0" layoutInCell="1" allowOverlap="1" wp14:anchorId="3797D8CF" wp14:editId="70709B0E">
+          <wp:anchor distT="0" distB="0" distL="114300" distR="114300" simplePos="0" relativeHeight="251677696" behindDoc="0" locked="0" layoutInCell="1" allowOverlap="1" wp14:anchorId="3797D8CF" wp14:editId="1C19F662">
             <wp:simplePos x="0" y="0"/>
             <wp:positionH relativeFrom="margin">
               <wp:align>right</wp:align>
@@ -10530,14 +10530,11 @@
     </w:p>
     <w:p>
       <w:r>
-        <w:rPr>
-          <w:noProof/>
-        </w:rPr>
         <w:drawing>
-          <wp:inline distT="0" distB="0" distL="0" distR="0" wp14:anchorId="0D78E936" wp14:editId="6F603F3E">
-            <wp:extent cx="5400040" cy="4132580"/>
-            <wp:effectExtent l="0" t="0" r="0" b="1270"/>
-            <wp:docPr id="445390810" name="Imagen 1" descr="Un conjunto de letras blancas en un fondo blanco&#10;&#10;El contenido generado por IA puede ser incorrecto."/>
+          <wp:inline distT="0" distB="0" distL="0" distR="0" wp14:anchorId="03CFCCCB" wp14:editId="084D6048">
+            <wp:extent cx="5400040" cy="4139565"/>
+            <wp:effectExtent l="0" t="0" r="0" b="0"/>
+            <wp:docPr id="421510056" name="Imagen 1" descr="Gráfico&#10;&#10;El contenido generado por IA puede ser incorrecto."/>
             <wp:cNvGraphicFramePr>
               <a:graphicFrameLocks xmlns:a="http://schemas.openxmlformats.org/drawingml/2006/main" noChangeAspect="1"/>
             </wp:cNvGraphicFramePr>
@@ -10545,7 +10542,7 @@
               <a:graphicData uri="http://schemas.openxmlformats.org/drawingml/2006/picture">
                 <pic:pic xmlns:pic="http://schemas.openxmlformats.org/drawingml/2006/picture">
                   <pic:nvPicPr>
-                    <pic:cNvPr id="445390810" name="Imagen 1" descr="Un conjunto de letras blancas en un fondo blanco&#10;&#10;El contenido generado por IA puede ser incorrecto."/>
+                    <pic:cNvPr id="421510056" name="Imagen 1" descr="Gráfico&#10;&#10;El contenido generado por IA puede ser incorrecto."/>
                     <pic:cNvPicPr/>
                   </pic:nvPicPr>
                   <pic:blipFill>
@@ -10557,7 +10554,7 @@
                   <pic:spPr>
                     <a:xfrm>
                       <a:off x="0" y="0"/>
-                      <a:ext cx="5400040" cy="4132580"/>
+                      <a:ext cx="5400040" cy="4139565"/>
                     </a:xfrm>
                     <a:prstGeom prst="rect">
                       <a:avLst/>
@@ -10619,8 +10616,8 @@
           <w:szCs w:val="32"/>
         </w:rPr>
         <w:drawing>
-          <wp:inline distT="0" distB="0" distL="0" distR="0" wp14:anchorId="18167AED" wp14:editId="7444A4CB">
-            <wp:extent cx="5400040" cy="3495675"/>
+          <wp:inline distT="0" distB="0" distL="0" distR="0" wp14:anchorId="18167AED" wp14:editId="15E70B8C">
+            <wp:extent cx="5400040" cy="3286125"/>
             <wp:effectExtent l="0" t="0" r="0" b="9525"/>
             <wp:docPr id="1353280976" name="Imagen 1" descr="Un conjunto de letras blancas en un fondo blanco&#10;&#10;El contenido generado por IA puede ser incorrecto."/>
             <wp:cNvGraphicFramePr>
@@ -10633,20 +10630,29 @@
                     <pic:cNvPr id="1353280976" name="Imagen 1" descr="Un conjunto de letras blancas en un fondo blanco&#10;&#10;El contenido generado por IA puede ser incorrecto."/>
                     <pic:cNvPicPr/>
                   </pic:nvPicPr>
-                  <pic:blipFill>
+                  <pic:blipFill rotWithShape="1">
                     <a:blip r:embed="rId39"/>
+                    <a:srcRect b="5994"/>
                     <a:stretch>
                       <a:fillRect/>
                     </a:stretch>
                   </pic:blipFill>
-                  <pic:spPr>
+                  <pic:spPr bwMode="auto">
                     <a:xfrm>
                       <a:off x="0" y="0"/>
-                      <a:ext cx="5400040" cy="3495675"/>
+                      <a:ext cx="5400040" cy="3286125"/>
                     </a:xfrm>
                     <a:prstGeom prst="rect">
                       <a:avLst/>
                     </a:prstGeom>
+                    <a:ln>
+                      <a:noFill/>
+                    </a:ln>
+                    <a:extLst>
+                      <a:ext uri="{53640926-AAD7-44D8-BBD7-CCE9431645EC}">
+                        <a14:shadowObscured xmlns:a14="http://schemas.microsoft.com/office/drawing/2010/main"/>
+                      </a:ext>
+                    </a:extLst>
                   </pic:spPr>
                 </pic:pic>
               </a:graphicData>
@@ -10691,14 +10697,11 @@
     </w:p>
     <w:p>
       <w:r>
-        <w:rPr>
-          <w:noProof/>
-        </w:rPr>
         <w:drawing>
-          <wp:inline distT="0" distB="0" distL="0" distR="0" wp14:anchorId="2C248B25" wp14:editId="27B70CC7">
-            <wp:extent cx="5400040" cy="3739515"/>
-            <wp:effectExtent l="0" t="0" r="0" b="0"/>
-            <wp:docPr id="2012253832" name="Imagen 1" descr="Gráfico&#10;&#10;El contenido generado por IA puede ser incorrecto."/>
+          <wp:inline distT="0" distB="0" distL="0" distR="0" wp14:anchorId="3234A919" wp14:editId="58E0B586">
+            <wp:extent cx="5400040" cy="3895725"/>
+            <wp:effectExtent l="0" t="0" r="0" b="9525"/>
+            <wp:docPr id="1412584975" name="Imagen 1" descr="Gráfico&#10;&#10;El contenido generado por IA puede ser incorrecto."/>
             <wp:cNvGraphicFramePr>
               <a:graphicFrameLocks xmlns:a="http://schemas.openxmlformats.org/drawingml/2006/main" noChangeAspect="1"/>
             </wp:cNvGraphicFramePr>
@@ -10706,23 +10709,32 @@
               <a:graphicData uri="http://schemas.openxmlformats.org/drawingml/2006/picture">
                 <pic:pic xmlns:pic="http://schemas.openxmlformats.org/drawingml/2006/picture">
                   <pic:nvPicPr>
-                    <pic:cNvPr id="2012253832" name="Imagen 1" descr="Gráfico&#10;&#10;El contenido generado por IA puede ser incorrecto."/>
+                    <pic:cNvPr id="1412584975" name="Imagen 1" descr="Gráfico&#10;&#10;El contenido generado por IA puede ser incorrecto."/>
                     <pic:cNvPicPr/>
                   </pic:nvPicPr>
-                  <pic:blipFill>
+                  <pic:blipFill rotWithShape="1">
                     <a:blip r:embed="rId40"/>
+                    <a:srcRect b="7647"/>
                     <a:stretch>
                       <a:fillRect/>
                     </a:stretch>
                   </pic:blipFill>
-                  <pic:spPr>
+                  <pic:spPr bwMode="auto">
                     <a:xfrm>
                       <a:off x="0" y="0"/>
-                      <a:ext cx="5400040" cy="3739515"/>
+                      <a:ext cx="5400040" cy="3895725"/>
                     </a:xfrm>
                     <a:prstGeom prst="rect">
                       <a:avLst/>
                     </a:prstGeom>
+                    <a:ln>
+                      <a:noFill/>
+                    </a:ln>
+                    <a:extLst>
+                      <a:ext uri="{53640926-AAD7-44D8-BBD7-CCE9431645EC}">
+                        <a14:shadowObscured xmlns:a14="http://schemas.microsoft.com/office/drawing/2010/main"/>
+                      </a:ext>
+                    </a:extLst>
                   </pic:spPr>
                 </pic:pic>
               </a:graphicData>
@@ -10777,6 +10789,38 @@
         <w:jc w:val="both"/>
       </w:pPr>
       <w:r>
+        <w:t>También podemos afirmar los comentarios que se han realizado en el código respecto a los índices. Tras analizarlos en la base de datos vemos que los índices creados no suponen un gran cambio ya que mantienen el tipo “</w:t>
+      </w:r>
+      <w:proofErr w:type="spellStart"/>
+      <w:r>
+        <w:t>ref</w:t>
+      </w:r>
+      <w:proofErr w:type="spellEnd"/>
+      <w:r>
+        <w:t xml:space="preserve">” (tanto con o sin índices), además de no simplificar mucho la consulta en la base de datos, solamente reduce dos líneas aproximadamente. El índice puesto sobre el </w:t>
+      </w:r>
+      <w:proofErr w:type="spellStart"/>
+      <w:r>
+        <w:t>draftMode</w:t>
+      </w:r>
+      <w:proofErr w:type="spellEnd"/>
+      <w:r>
+        <w:t>, si que cambia de tipo “ALL” a “</w:t>
+      </w:r>
+      <w:proofErr w:type="spellStart"/>
+      <w:r>
+        <w:t>ref</w:t>
+      </w:r>
+      <w:proofErr w:type="spellEnd"/>
+      <w:r>
+        <w:t xml:space="preserve">”, si supone una gran mejora en el rendimiento, pero como las pruebas no se han realizado sobre el Dashboard no se puede ver la mejora en la gráfica. </w:t>
+      </w:r>
+    </w:p>
+    <w:p>
+      <w:pPr>
+        <w:jc w:val="both"/>
+      </w:pPr>
+      <w:r>
         <w:t xml:space="preserve">Por otro </w:t>
       </w:r>
       <w:r>
@@ -10810,7 +10854,13 @@
         <w:t>.</w:t>
       </w:r>
       <w:r>
-        <w:t xml:space="preserve"> Esta se ve resaltada en la comparativa de ordenadores [27].</w:t>
+        <w:t xml:space="preserve"> Esta se ve resaltada en la comparativa de ordenadores [27]</w:t>
+      </w:r>
+      <w:r>
+        <w:t>, la cual veremos más adelante</w:t>
+      </w:r>
+      <w:r>
+        <w:t>.</w:t>
       </w:r>
     </w:p>
     <w:p/>
@@ -10836,14 +10886,11 @@
     </w:p>
     <w:p>
       <w:r>
-        <w:rPr>
-          <w:noProof/>
-        </w:rPr>
         <w:drawing>
-          <wp:inline distT="0" distB="0" distL="0" distR="0" wp14:anchorId="7F0689D7" wp14:editId="44497765">
-            <wp:extent cx="4403524" cy="2282024"/>
-            <wp:effectExtent l="0" t="0" r="0" b="4445"/>
-            <wp:docPr id="1363441938" name="Imagen 1" descr="Interfaz de usuario gráfica, Aplicación, Tabla, Excel&#10;&#10;El contenido generado por IA puede ser incorrecto."/>
+          <wp:inline distT="0" distB="0" distL="0" distR="0" wp14:anchorId="41B164E2" wp14:editId="11D66992">
+            <wp:extent cx="4658375" cy="3162741"/>
+            <wp:effectExtent l="0" t="0" r="8890" b="0"/>
+            <wp:docPr id="1623007733" name="Imagen 1" descr="Tabla&#10;&#10;El contenido generado por IA puede ser incorrecto."/>
             <wp:cNvGraphicFramePr>
               <a:graphicFrameLocks xmlns:a="http://schemas.openxmlformats.org/drawingml/2006/main" noChangeAspect="1"/>
             </wp:cNvGraphicFramePr>
@@ -10851,7 +10898,7 @@
               <a:graphicData uri="http://schemas.openxmlformats.org/drawingml/2006/picture">
                 <pic:pic xmlns:pic="http://schemas.openxmlformats.org/drawingml/2006/picture">
                   <pic:nvPicPr>
-                    <pic:cNvPr id="1363441938" name="Imagen 1" descr="Interfaz de usuario gráfica, Aplicación, Tabla, Excel&#10;&#10;El contenido generado por IA puede ser incorrecto."/>
+                    <pic:cNvPr id="1623007733" name="Imagen 1" descr="Tabla&#10;&#10;El contenido generado por IA puede ser incorrecto."/>
                     <pic:cNvPicPr/>
                   </pic:nvPicPr>
                   <pic:blipFill>
@@ -10863,7 +10910,7 @@
                   <pic:spPr>
                     <a:xfrm>
                       <a:off x="0" y="0"/>
-                      <a:ext cx="4414651" cy="2287790"/>
+                      <a:ext cx="4658375" cy="3162741"/>
                     </a:xfrm>
                     <a:prstGeom prst="rect">
                       <a:avLst/>
@@ -10890,20 +10937,18 @@
       </w:pPr>
       <w:bookmarkStart w:id="29" w:name="_Toc199178431"/>
       <w:r>
+        <w:lastRenderedPageBreak/>
         <w:t>SIN ÍNDICE</w:t>
       </w:r>
       <w:bookmarkEnd w:id="29"/>
     </w:p>
     <w:p>
       <w:r>
-        <w:rPr>
-          <w:noProof/>
-        </w:rPr>
         <w:drawing>
-          <wp:inline distT="0" distB="0" distL="0" distR="0" wp14:anchorId="4C12C8BF" wp14:editId="59759BFB">
-            <wp:extent cx="3937011" cy="2655736"/>
-            <wp:effectExtent l="0" t="0" r="6350" b="0"/>
-            <wp:docPr id="1794663564" name="Imagen 1" descr="Interfaz de usuario gráfica, Aplicación, Tabla, Excel&#10;&#10;El contenido generado por IA puede ser incorrecto."/>
+          <wp:inline distT="0" distB="0" distL="0" distR="0" wp14:anchorId="7CB2CFAD" wp14:editId="1B08AAF0">
+            <wp:extent cx="4696480" cy="3153215"/>
+            <wp:effectExtent l="0" t="0" r="8890" b="9525"/>
+            <wp:docPr id="386827040" name="Imagen 1" descr="Tabla&#10;&#10;El contenido generado por IA puede ser incorrecto."/>
             <wp:cNvGraphicFramePr>
               <a:graphicFrameLocks xmlns:a="http://schemas.openxmlformats.org/drawingml/2006/main" noChangeAspect="1"/>
             </wp:cNvGraphicFramePr>
@@ -10911,7 +10956,7 @@
               <a:graphicData uri="http://schemas.openxmlformats.org/drawingml/2006/picture">
                 <pic:pic xmlns:pic="http://schemas.openxmlformats.org/drawingml/2006/picture">
                   <pic:nvPicPr>
-                    <pic:cNvPr id="1794663564" name="Imagen 1" descr="Interfaz de usuario gráfica, Aplicación, Tabla, Excel&#10;&#10;El contenido generado por IA puede ser incorrecto."/>
+                    <pic:cNvPr id="386827040" name="Imagen 1" descr="Tabla&#10;&#10;El contenido generado por IA puede ser incorrecto."/>
                     <pic:cNvPicPr/>
                   </pic:nvPicPr>
                   <pic:blipFill>
@@ -10923,7 +10968,7 @@
                   <pic:spPr>
                     <a:xfrm>
                       <a:off x="0" y="0"/>
-                      <a:ext cx="3941531" cy="2658785"/>
+                      <a:ext cx="4696480" cy="3153215"/>
                     </a:xfrm>
                     <a:prstGeom prst="rect">
                       <a:avLst/>
@@ -10945,14 +10990,12 @@
       </w:r>
     </w:p>
     <w:p/>
-    <w:p/>
     <w:p>
       <w:pPr>
         <w:pStyle w:val="Ttulo3"/>
       </w:pPr>
       <w:bookmarkStart w:id="30" w:name="_Toc199178432"/>
       <w:r>
-        <w:lastRenderedPageBreak/>
         <w:t>DESDE OTRO ORDENADOR</w:t>
       </w:r>
       <w:bookmarkEnd w:id="30"/>
@@ -11027,7 +11070,13 @@
         <w:t xml:space="preserve">[29] </w:t>
       </w:r>
       <w:r>
-        <w:t xml:space="preserve">son prácticamente iguales, entre 7,10 y 8,45 ms aproximadamente, esto se debe a que como mencionamos antes, al no tener muchos datos los </w:t>
+        <w:t>son prácticamente iguales, entre 7,10 y 8,45 ms aproximadamente, esto se debe a que como mencionamos antes, al no tener muchos datos</w:t>
+      </w:r>
+      <w:r>
+        <w:t xml:space="preserve"> en</w:t>
+      </w:r>
+      <w:r>
+        <w:t xml:space="preserve"> los </w:t>
       </w:r>
       <w:proofErr w:type="spellStart"/>
       <w:r>
@@ -11061,13 +11110,13 @@
         <w:t xml:space="preserve"> [30].</w:t>
       </w:r>
     </w:p>
-    <w:p/>
     <w:p>
       <w:pPr>
         <w:pStyle w:val="Ttulo2"/>
       </w:pPr>
       <w:bookmarkStart w:id="31" w:name="_Toc199178433"/>
       <w:r>
+        <w:lastRenderedPageBreak/>
         <w:t>CONTRASTE DE HIPÓTESIS</w:t>
       </w:r>
       <w:bookmarkEnd w:id="31"/>
@@ -11084,22 +11133,19 @@
     </w:p>
     <w:p>
       <w:r>
-        <w:rPr>
-          <w:noProof/>
-        </w:rPr>
         <w:drawing>
-          <wp:anchor distT="0" distB="0" distL="114300" distR="114300" simplePos="0" relativeHeight="251678720" behindDoc="0" locked="0" layoutInCell="1" allowOverlap="1" wp14:anchorId="4C5E1B03" wp14:editId="70BF4C29">
+          <wp:anchor distT="0" distB="0" distL="114300" distR="114300" simplePos="0" relativeHeight="251680768" behindDoc="0" locked="0" layoutInCell="1" allowOverlap="1" wp14:anchorId="47CB97D7" wp14:editId="555C71BB">
             <wp:simplePos x="0" y="0"/>
             <wp:positionH relativeFrom="margin">
               <wp:align>center</wp:align>
             </wp:positionH>
             <wp:positionV relativeFrom="paragraph">
-              <wp:posOffset>6047</wp:posOffset>
+              <wp:posOffset>8255</wp:posOffset>
             </wp:positionV>
-            <wp:extent cx="2350399" cy="2186608"/>
-            <wp:effectExtent l="0" t="0" r="0" b="4445"/>
+            <wp:extent cx="2562583" cy="2600688"/>
+            <wp:effectExtent l="0" t="0" r="9525" b="9525"/>
             <wp:wrapSquare wrapText="bothSides"/>
-            <wp:docPr id="233199448" name="Imagen 1" descr="Interfaz de usuario gráfica, Aplicación, Tabla, Excel&#10;&#10;El contenido generado por IA puede ser incorrecto."/>
+            <wp:docPr id="1460614165" name="Imagen 1" descr="Interfaz de usuario gráfica, Aplicación, Tabla, Excel&#10;&#10;El contenido generado por IA puede ser incorrecto."/>
             <wp:cNvGraphicFramePr>
               <a:graphicFrameLocks xmlns:a="http://schemas.openxmlformats.org/drawingml/2006/main" noChangeAspect="1"/>
             </wp:cNvGraphicFramePr>
@@ -11107,7 +11153,7 @@
               <a:graphicData uri="http://schemas.openxmlformats.org/drawingml/2006/picture">
                 <pic:pic xmlns:pic="http://schemas.openxmlformats.org/drawingml/2006/picture">
                   <pic:nvPicPr>
-                    <pic:cNvPr id="233199448" name="Imagen 1" descr="Interfaz de usuario gráfica, Aplicación, Tabla, Excel&#10;&#10;El contenido generado por IA puede ser incorrecto."/>
+                    <pic:cNvPr id="1460614165" name="Imagen 1" descr="Interfaz de usuario gráfica, Aplicación, Tabla, Excel&#10;&#10;El contenido generado por IA puede ser incorrecto."/>
                     <pic:cNvPicPr/>
                   </pic:nvPicPr>
                   <pic:blipFill>
@@ -11125,7 +11171,7 @@
                   <pic:spPr>
                     <a:xfrm>
                       <a:off x="0" y="0"/>
-                      <a:ext cx="2350399" cy="2186608"/>
+                      <a:ext cx="2562583" cy="2600688"/>
                     </a:xfrm>
                     <a:prstGeom prst="rect">
                       <a:avLst/>
@@ -11177,6 +11223,16 @@
       <w:pPr>
         <w:jc w:val="center"/>
       </w:pPr>
+    </w:p>
+    <w:p>
+      <w:pPr>
+        <w:jc w:val="center"/>
+      </w:pPr>
+    </w:p>
+    <w:p>
+      <w:pPr>
+        <w:jc w:val="center"/>
+      </w:pPr>
       <w:r>
         <w:t>[31]</w:t>
       </w:r>
@@ -11194,13 +11250,22 @@
       </w:r>
       <w:proofErr w:type="spellEnd"/>
       <w:r>
-        <w:t xml:space="preserve"> de Excel, se encuentra en la fila 11, en mi caso 0,7271</w:t>
+        <w:t xml:space="preserve"> de Excel, se encuentra en la fila 11, en mi caso 0,</w:t>
+      </w:r>
+      <w:r>
+        <w:t>8388</w:t>
       </w:r>
       <w:r>
         <w:t xml:space="preserve"> [31]</w:t>
       </w:r>
       <w:r>
-        <w:t>. Esto significa que los cambios no han resultado en mejoras importantes, ya que la diferencia entre tiempos no es significante</w:t>
+        <w:t xml:space="preserve">. </w:t>
+      </w:r>
+      <w:r>
+        <w:t>Como se encuentra en el intervalo [alfa (0,05), 1],</w:t>
+      </w:r>
+      <w:r>
+        <w:t xml:space="preserve"> significa que los cambios no han resultado en mejoras importantes, ya que la diferencia entre tiempos no es significante</w:t>
       </w:r>
       <w:r>
         <w:t>, además de</w:t>
@@ -11209,7 +11274,13 @@
         <w:t xml:space="preserve"> que en general son </w:t>
       </w:r>
       <w:r>
-        <w:t xml:space="preserve">prácticamente iguales. Esto afirma nuestra hipótesis anterior. </w:t>
+        <w:t>prácticamente iguales</w:t>
+      </w:r>
+      <w:r>
+        <w:t>, por lo que no podemos realizar una comparativa entre ambos.</w:t>
+      </w:r>
+      <w:r>
+        <w:t xml:space="preserve"> Esto afirma nuestra hipótesis anterior. </w:t>
       </w:r>
     </w:p>
     <w:p>
@@ -11218,7 +11289,6 @@
       </w:pPr>
       <w:bookmarkStart w:id="33" w:name="_Toc199178435"/>
       <w:r>
-        <w:lastRenderedPageBreak/>
         <w:t>COMPARATIVA DESDE OTRO ORDENADOR</w:t>
       </w:r>
       <w:bookmarkEnd w:id="33"/>
@@ -11357,7 +11427,19 @@
         <w:t>Si lo</w:t>
       </w:r>
       <w:r>
-        <w:t xml:space="preserve"> ejecutamos desde otro ordenador, el p-value sale acorde con las gráficas anteriores. Suponiendo que el valor es tan pequeño que el propio Excel lo aproxima a 0, podemos deducir que ha habido cambios bastantes significativos, el ordenador en el que se han ejecutado mis pruebas ha tenido una media peor que en la máquina donde se generaron las pruebas inicialmente (7,79-22,29)</w:t>
+        <w:t xml:space="preserve"> ejecutamos desde otro ordenador, el p-value sale acorde con las gráficas anteriores. Suponiendo que el valor es tan pequeño que el propio Excel lo aproxima a 0, p</w:t>
+      </w:r>
+      <w:r>
+        <w:t xml:space="preserve">odemos deducir que se encuentra en el intervalo [0, 0,05], en el </w:t>
+      </w:r>
+      <w:r>
+        <w:t>cual,</w:t>
+      </w:r>
+      <w:r>
+        <w:t xml:space="preserve"> si se pueden comparar el promedio de ejecución, llegando a la conclusión de que el rendimiento ha mejorado significativamente. E</w:t>
+      </w:r>
+      <w:r>
+        <w:t>l ordenador en el que se han ejecutado mis pruebas ha tenido una media peor que en la máquina donde se generaron las pruebas inicialmente (7,79-22,29)</w:t>
       </w:r>
       <w:r>
         <w:t xml:space="preserve"> [32]</w:t>
@@ -11370,6 +11452,41 @@
       </w:r>
       <w:r>
         <w:t xml:space="preserve"> tiene un rendimiento peor.</w:t>
+      </w:r>
+    </w:p>
+    <w:p>
+      <w:pPr>
+        <w:pStyle w:val="Ttulo1"/>
+      </w:pPr>
+      <w:bookmarkStart w:id="34" w:name="_Toc199178436"/>
+      <w:r>
+        <w:lastRenderedPageBreak/>
+        <w:t>CONCLUSIÓN</w:t>
+      </w:r>
+      <w:bookmarkEnd w:id="34"/>
+    </w:p>
+    <w:p>
+      <w:r>
+        <w:t xml:space="preserve">La realización exhaustiva del conjunto de pruebas ha sido fundamental para detectar errores </w:t>
+      </w:r>
+      <w:r>
+        <w:t xml:space="preserve">y vulnerabilidades, no contemplados inicialmente, </w:t>
+      </w:r>
+      <w:r>
+        <w:t xml:space="preserve">en la aplicación. Este análisis ha contribuido a mejorar tanto la funcionalidad como la seguridad del sistema. </w:t>
+      </w:r>
+    </w:p>
+    <w:p>
+      <w:pPr>
+        <w:rPr>
+          <w:u w:val="single"/>
+        </w:rPr>
+      </w:pPr>
+      <w:r>
+        <w:t xml:space="preserve">En cuanto al rendimiento, las diferencias tras la implementación de índices fueron prácticamente insignificantes, lo cual era esperado debido al pequeño tamaño del conjunto de datos utilizado en las pruebas. Sin embargo, al comparar con los resultados de otros miembros del equipo, se observó que el </w:t>
+      </w:r>
+      <w:r>
+        <w:t>rendimiento en las diferentes máquinas fue bastante notorio.</w:t>
       </w:r>
     </w:p>
     <w:p>
@@ -11384,35 +11501,6 @@
     </w:p>
     <w:p>
       <w:pPr>
-        <w:pStyle w:val="Ttulo1"/>
-      </w:pPr>
-      <w:bookmarkStart w:id="34" w:name="_Toc199178436"/>
-      <w:r>
-        <w:t>CONCLUSIÓN</w:t>
-      </w:r>
-      <w:bookmarkEnd w:id="34"/>
-    </w:p>
-    <w:p>
-      <w:pPr>
-        <w:rPr>
-          <w:u w:val="single"/>
-        </w:rPr>
-      </w:pPr>
-      <w:r>
-        <w:t xml:space="preserve">La realización exhaustiva del conjunto de pruebas ha sido fundamental para detectar errores </w:t>
-      </w:r>
-      <w:r>
-        <w:t xml:space="preserve">y vulnerabilidades, no contemplados inicialmente, </w:t>
-      </w:r>
-      <w:r>
-        <w:t xml:space="preserve">en la aplicación. Este análisis ha contribuido a mejorar tanto la funcionalidad como la seguridad del sistema. En cuanto al rendimiento, las diferencias tras la implementación de índices fueron prácticamente insignificantes, lo cual era esperado debido al pequeño tamaño del conjunto de datos utilizado en las pruebas. Sin embargo, al comparar con los resultados de otros miembros del equipo, se observó que el </w:t>
-      </w:r>
-      <w:r>
-        <w:t>rendimiento en las diferentes máquinas fue bastante notorio.</w:t>
-      </w:r>
-    </w:p>
-    <w:p>
-      <w:pPr>
         <w:rPr>
           <w:b/>
           <w:bCs/>
@@ -11428,66 +11516,16 @@
           <w:bCs/>
           <w:sz w:val="32"/>
           <w:szCs w:val="32"/>
+          <w:u w:val="single"/>
         </w:rPr>
       </w:pPr>
     </w:p>
     <w:p>
       <w:pPr>
-        <w:rPr>
-          <w:b/>
-          <w:bCs/>
-          <w:sz w:val="32"/>
-          <w:szCs w:val="32"/>
-        </w:rPr>
-      </w:pPr>
-    </w:p>
-    <w:p>
-      <w:pPr>
-        <w:rPr>
-          <w:b/>
-          <w:bCs/>
-          <w:sz w:val="32"/>
-          <w:szCs w:val="32"/>
-        </w:rPr>
-      </w:pPr>
-    </w:p>
-    <w:p>
-      <w:pPr>
-        <w:rPr>
-          <w:b/>
-          <w:bCs/>
-          <w:sz w:val="32"/>
-          <w:szCs w:val="32"/>
-        </w:rPr>
-      </w:pPr>
-    </w:p>
-    <w:p>
-      <w:pPr>
-        <w:rPr>
-          <w:b/>
-          <w:bCs/>
-          <w:sz w:val="32"/>
-          <w:szCs w:val="32"/>
-        </w:rPr>
-      </w:pPr>
-    </w:p>
-    <w:p>
-      <w:pPr>
-        <w:rPr>
-          <w:b/>
-          <w:bCs/>
-          <w:sz w:val="32"/>
-          <w:szCs w:val="32"/>
-        </w:rPr>
-      </w:pPr>
-    </w:p>
-    <w:p>
-      <w:pPr>
         <w:pStyle w:val="Ttulo1"/>
       </w:pPr>
       <w:bookmarkStart w:id="35" w:name="_Toc199178437"/>
       <w:r>
-        <w:lastRenderedPageBreak/>
         <w:t>BIBLIOGRAFÍA</w:t>
       </w:r>
       <w:bookmarkEnd w:id="35"/>
@@ -13406,6 +13444,7 @@
   <w:style w:type="character" w:default="1" w:styleId="Fuentedeprrafopredeter">
     <w:name w:val="Default Paragraph Font"/>
     <w:uiPriority w:val="1"/>
+    <w:semiHidden/>
     <w:unhideWhenUsed/>
   </w:style>
   <w:style w:type="table" w:default="1" w:styleId="Tablanormal">

--- a/reports/C2/Student #3/Testing report Student#3.docx
+++ b/reports/C2/Student #3/Testing report Student#3.docx
@@ -152,7 +152,7 @@
                                     <w:tag w:val=""/>
                                     <w:id w:val="-650599894"/>
                                     <w:dataBinding w:prefixMappings="xmlns:ns0='http://schemas.microsoft.com/office/2006/coverPageProps' " w:xpath="/ns0:CoverPageProperties[1]/ns0:PublishDate[1]" w:storeItemID="{55AF091B-3C7A-41E3-B477-F2FDAA23CFDA}"/>
-                                    <w:date w:fullDate="2025-05-26T00:00:00Z">
+                                    <w:date w:fullDate="2025-06-30T00:00:00Z">
                                       <w:dateFormat w:val="d-M-yyyy"/>
                                       <w:lid w:val="es-ES"/>
                                       <w:storeMappedDataAs w:val="dateTime"/>
@@ -176,7 +176,31 @@
                                           <w:sz w:val="28"/>
                                           <w:szCs w:val="28"/>
                                         </w:rPr>
-                                        <w:t>26-5-2025</w:t>
+                                        <w:t>30</w:t>
+                                      </w:r>
+                                      <w:r>
+                                        <w:rPr>
+                                          <w:color w:val="FFFFFF" w:themeColor="background1"/>
+                                          <w:sz w:val="28"/>
+                                          <w:szCs w:val="28"/>
+                                        </w:rPr>
+                                        <w:t>-</w:t>
+                                      </w:r>
+                                      <w:r>
+                                        <w:rPr>
+                                          <w:color w:val="FFFFFF" w:themeColor="background1"/>
+                                          <w:sz w:val="28"/>
+                                          <w:szCs w:val="28"/>
+                                        </w:rPr>
+                                        <w:t>6</w:t>
+                                      </w:r>
+                                      <w:r>
+                                        <w:rPr>
+                                          <w:color w:val="FFFFFF" w:themeColor="background1"/>
+                                          <w:sz w:val="28"/>
+                                          <w:szCs w:val="28"/>
+                                        </w:rPr>
+                                        <w:t>-2025</w:t>
                                       </w:r>
                                     </w:p>
                                   </w:sdtContent>
@@ -3464,7 +3488,7 @@
                               <w:tag w:val=""/>
                               <w:id w:val="-650599894"/>
                               <w:dataBinding w:prefixMappings="xmlns:ns0='http://schemas.microsoft.com/office/2006/coverPageProps' " w:xpath="/ns0:CoverPageProperties[1]/ns0:PublishDate[1]" w:storeItemID="{55AF091B-3C7A-41E3-B477-F2FDAA23CFDA}"/>
-                              <w:date w:fullDate="2025-05-26T00:00:00Z">
+                              <w:date w:fullDate="2025-06-30T00:00:00Z">
                                 <w:dateFormat w:val="d-M-yyyy"/>
                                 <w:lid w:val="es-ES"/>
                                 <w:storeMappedDataAs w:val="dateTime"/>
@@ -3488,7 +3512,31 @@
                                     <w:sz w:val="28"/>
                                     <w:szCs w:val="28"/>
                                   </w:rPr>
-                                  <w:t>26-5-2025</w:t>
+                                  <w:t>30</w:t>
+                                </w:r>
+                                <w:r>
+                                  <w:rPr>
+                                    <w:color w:val="FFFFFF" w:themeColor="background1"/>
+                                    <w:sz w:val="28"/>
+                                    <w:szCs w:val="28"/>
+                                  </w:rPr>
+                                  <w:t>-</w:t>
+                                </w:r>
+                                <w:r>
+                                  <w:rPr>
+                                    <w:color w:val="FFFFFF" w:themeColor="background1"/>
+                                    <w:sz w:val="28"/>
+                                    <w:szCs w:val="28"/>
+                                  </w:rPr>
+                                  <w:t>6</w:t>
+                                </w:r>
+                                <w:r>
+                                  <w:rPr>
+                                    <w:color w:val="FFFFFF" w:themeColor="background1"/>
+                                    <w:sz w:val="28"/>
+                                    <w:szCs w:val="28"/>
+                                  </w:rPr>
+                                  <w:t>-2025</w:t>
                                 </w:r>
                               </w:p>
                             </w:sdtContent>
@@ -3951,7 +3999,23 @@
                                         <w:sz w:val="36"/>
                                         <w:szCs w:val="36"/>
                                       </w:rPr>
-                                      <w:t>C1.033</w:t>
+                                      <w:t>C</w:t>
+                                    </w:r>
+                                    <w:r>
+                                      <w:rPr>
+                                        <w:color w:val="404040" w:themeColor="text1" w:themeTint="BF"/>
+                                        <w:sz w:val="36"/>
+                                        <w:szCs w:val="36"/>
+                                      </w:rPr>
+                                      <w:t>2</w:t>
+                                    </w:r>
+                                    <w:r>
+                                      <w:rPr>
+                                        <w:color w:val="404040" w:themeColor="text1" w:themeTint="BF"/>
+                                        <w:sz w:val="36"/>
+                                        <w:szCs w:val="36"/>
+                                      </w:rPr>
+                                      <w:t>.033</w:t>
                                     </w:r>
                                   </w:sdtContent>
                                 </w:sdt>
@@ -3971,7 +4035,7 @@
                                     <w:sz w:val="24"/>
                                     <w:szCs w:val="24"/>
                                   </w:rPr>
-                                  <w:t>https://github.com/marrivbec/gii-is-DP2-C1.033.git</w:t>
+                                  <w:t>https://github.com/marrivbec/gii-is-DP2-C2.033.git</w:t>
                                 </w:r>
                               </w:p>
                             </w:txbxContent>
@@ -4064,7 +4128,23 @@
                                   <w:sz w:val="36"/>
                                   <w:szCs w:val="36"/>
                                 </w:rPr>
-                                <w:t>C1.033</w:t>
+                                <w:t>C</w:t>
+                              </w:r>
+                              <w:r>
+                                <w:rPr>
+                                  <w:color w:val="404040" w:themeColor="text1" w:themeTint="BF"/>
+                                  <w:sz w:val="36"/>
+                                  <w:szCs w:val="36"/>
+                                </w:rPr>
+                                <w:t>2</w:t>
+                              </w:r>
+                              <w:r>
+                                <w:rPr>
+                                  <w:color w:val="404040" w:themeColor="text1" w:themeTint="BF"/>
+                                  <w:sz w:val="36"/>
+                                  <w:szCs w:val="36"/>
+                                </w:rPr>
+                                <w:t>.033</w:t>
                               </w:r>
                             </w:sdtContent>
                           </w:sdt>
@@ -4084,7 +4164,7 @@
                               <w:sz w:val="24"/>
                               <w:szCs w:val="24"/>
                             </w:rPr>
-                            <w:t>https://github.com/marrivbec/gii-is-DP2-C1.033.git</w:t>
+                            <w:t>https://github.com/marrivbec/gii-is-DP2-C2.033.git</w:t>
                           </w:r>
                         </w:p>
                       </w:txbxContent>
@@ -5096,7 +5176,7 @@
                 <w:noProof/>
                 <w:webHidden/>
               </w:rPr>
-              <w:t>14</w:t>
+              <w:t>15</w:t>
             </w:r>
             <w:r>
               <w:rPr>
@@ -5168,7 +5248,7 @@
                 <w:noProof/>
                 <w:webHidden/>
               </w:rPr>
-              <w:t>15</w:t>
+              <w:t>16</w:t>
             </w:r>
             <w:r>
               <w:rPr>
@@ -5240,7 +5320,7 @@
                 <w:noProof/>
                 <w:webHidden/>
               </w:rPr>
-              <w:t>15</w:t>
+              <w:t>16</w:t>
             </w:r>
             <w:r>
               <w:rPr>
@@ -5312,7 +5392,7 @@
                 <w:noProof/>
                 <w:webHidden/>
               </w:rPr>
-              <w:t>15</w:t>
+              <w:t>16</w:t>
             </w:r>
             <w:r>
               <w:rPr>
@@ -5384,7 +5464,7 @@
                 <w:noProof/>
                 <w:webHidden/>
               </w:rPr>
-              <w:t>16</w:t>
+              <w:t>17</w:t>
             </w:r>
             <w:r>
               <w:rPr>
@@ -5456,7 +5536,7 @@
                 <w:noProof/>
                 <w:webHidden/>
               </w:rPr>
-              <w:t>16</w:t>
+              <w:t>17</w:t>
             </w:r>
             <w:r>
               <w:rPr>
@@ -5528,7 +5608,7 @@
                 <w:noProof/>
                 <w:webHidden/>
               </w:rPr>
-              <w:t>17</w:t>
+              <w:t>18</w:t>
             </w:r>
             <w:r>
               <w:rPr>
@@ -5600,7 +5680,7 @@
                 <w:noProof/>
                 <w:webHidden/>
               </w:rPr>
-              <w:t>17</w:t>
+              <w:t>18</w:t>
             </w:r>
             <w:r>
               <w:rPr>
@@ -5672,7 +5752,7 @@
                 <w:noProof/>
                 <w:webHidden/>
               </w:rPr>
-              <w:t>17</w:t>
+              <w:t>19</w:t>
             </w:r>
             <w:r>
               <w:rPr>
@@ -5744,7 +5824,7 @@
                 <w:noProof/>
                 <w:webHidden/>
               </w:rPr>
-              <w:t>18</w:t>
+              <w:t>19</w:t>
             </w:r>
             <w:r>
               <w:rPr>
@@ -5816,7 +5896,7 @@
                 <w:noProof/>
                 <w:webHidden/>
               </w:rPr>
-              <w:t>18</w:t>
+              <w:t>20</w:t>
             </w:r>
             <w:r>
               <w:rPr>
@@ -5888,7 +5968,7 @@
                 <w:noProof/>
                 <w:webHidden/>
               </w:rPr>
-              <w:t>18</w:t>
+              <w:t>20</w:t>
             </w:r>
             <w:r>
               <w:rPr>
@@ -5960,7 +6040,7 @@
                 <w:noProof/>
                 <w:webHidden/>
               </w:rPr>
-              <w:t>19</w:t>
+              <w:t>20</w:t>
             </w:r>
             <w:r>
               <w:rPr>
@@ -6032,7 +6112,7 @@
                 <w:noProof/>
                 <w:webHidden/>
               </w:rPr>
-              <w:t>19</w:t>
+              <w:t>21</w:t>
             </w:r>
             <w:r>
               <w:rPr>
@@ -6104,7 +6184,7 @@
                 <w:noProof/>
                 <w:webHidden/>
               </w:rPr>
-              <w:t>20</w:t>
+              <w:t>21</w:t>
             </w:r>
             <w:r>
               <w:rPr>
@@ -6347,27 +6427,48 @@
           </w:p>
         </w:tc>
       </w:tr>
+      <w:tr>
+        <w:tc>
+          <w:tcPr>
+            <w:tcW w:w="2831" w:type="dxa"/>
+          </w:tcPr>
+          <w:p>
+            <w:pPr>
+              <w:jc w:val="center"/>
+            </w:pPr>
+            <w:r>
+              <w:t>v2.0</w:t>
+            </w:r>
+          </w:p>
+        </w:tc>
+        <w:tc>
+          <w:tcPr>
+            <w:tcW w:w="2831" w:type="dxa"/>
+          </w:tcPr>
+          <w:p>
+            <w:pPr>
+              <w:jc w:val="center"/>
+            </w:pPr>
+            <w:r>
+              <w:t>30/06/2025</w:t>
+            </w:r>
+          </w:p>
+        </w:tc>
+        <w:tc>
+          <w:tcPr>
+            <w:tcW w:w="2832" w:type="dxa"/>
+          </w:tcPr>
+          <w:p>
+            <w:pPr>
+              <w:jc w:val="center"/>
+            </w:pPr>
+            <w:r>
+              <w:t>Corrección de rendimiento.</w:t>
+            </w:r>
+          </w:p>
+        </w:tc>
+      </w:tr>
     </w:tbl>
-    <w:p>
-      <w:pPr>
-        <w:rPr>
-          <w:b/>
-          <w:bCs/>
-          <w:sz w:val="32"/>
-          <w:szCs w:val="32"/>
-        </w:rPr>
-      </w:pPr>
-    </w:p>
-    <w:p>
-      <w:pPr>
-        <w:rPr>
-          <w:b/>
-          <w:bCs/>
-          <w:sz w:val="32"/>
-          <w:szCs w:val="32"/>
-        </w:rPr>
-      </w:pPr>
-    </w:p>
     <w:p>
       <w:pPr>
         <w:pStyle w:val="Ttulo1"/>
@@ -6376,6 +6477,7 @@
       <w:bookmarkStart w:id="2" w:name="_Toc199178412"/>
       <w:bookmarkEnd w:id="1"/>
       <w:r>
+        <w:lastRenderedPageBreak/>
         <w:t>RESUMEN EJECUTIVO</w:t>
       </w:r>
       <w:bookmarkEnd w:id="2"/>
@@ -6762,18 +6864,18 @@
           <w:noProof/>
         </w:rPr>
         <w:drawing>
-          <wp:anchor distT="0" distB="0" distL="114300" distR="114300" simplePos="0" relativeHeight="251664384" behindDoc="0" locked="0" layoutInCell="1" allowOverlap="1" wp14:anchorId="0F28800B" wp14:editId="5C326B9C">
+          <wp:anchor distT="0" distB="0" distL="114300" distR="114300" simplePos="0" relativeHeight="251681792" behindDoc="0" locked="0" layoutInCell="1" allowOverlap="1" wp14:anchorId="33E5D4A4" wp14:editId="69E7CDA6">
             <wp:simplePos x="0" y="0"/>
             <wp:positionH relativeFrom="margin">
               <wp:align>center</wp:align>
             </wp:positionH>
             <wp:positionV relativeFrom="paragraph">
-              <wp:posOffset>173162</wp:posOffset>
+              <wp:posOffset>222250</wp:posOffset>
             </wp:positionV>
-            <wp:extent cx="2543530" cy="628738"/>
-            <wp:effectExtent l="0" t="0" r="0" b="0"/>
-            <wp:wrapSquare wrapText="bothSides"/>
-            <wp:docPr id="1735938156" name="Imagen 1" descr="Texto&#10;&#10;El contenido generado por IA puede ser incorrecto."/>
+            <wp:extent cx="2581635" cy="552527"/>
+            <wp:effectExtent l="0" t="0" r="9525" b="0"/>
+            <wp:wrapTopAndBottom/>
+            <wp:docPr id="284923736" name="Imagen 1" descr="Texto&#10;&#10;El contenido generado por IA puede ser incorrecto."/>
             <wp:cNvGraphicFramePr>
               <a:graphicFrameLocks xmlns:a="http://schemas.openxmlformats.org/drawingml/2006/main" noChangeAspect="1"/>
             </wp:cNvGraphicFramePr>
@@ -6781,7 +6883,7 @@
               <a:graphicData uri="http://schemas.openxmlformats.org/drawingml/2006/picture">
                 <pic:pic xmlns:pic="http://schemas.openxmlformats.org/drawingml/2006/picture">
                   <pic:nvPicPr>
-                    <pic:cNvPr id="1735938156" name="Imagen 1" descr="Texto&#10;&#10;El contenido generado por IA puede ser incorrecto."/>
+                    <pic:cNvPr id="284923736" name="Imagen 1" descr="Texto&#10;&#10;El contenido generado por IA puede ser incorrecto."/>
                     <pic:cNvPicPr/>
                   </pic:nvPicPr>
                   <pic:blipFill>
@@ -6799,7 +6901,7 @@
                   <pic:spPr>
                     <a:xfrm>
                       <a:off x="0" y="0"/>
-                      <a:ext cx="2543530" cy="628738"/>
+                      <a:ext cx="2581635" cy="552527"/>
                     </a:xfrm>
                     <a:prstGeom prst="rect">
                       <a:avLst/>
@@ -6819,11 +6921,6 @@
     </w:p>
     <w:p>
       <w:pPr>
-        <w:jc w:val="both"/>
-      </w:pPr>
-    </w:p>
-    <w:p>
-      <w:pPr>
         <w:jc w:val="center"/>
       </w:pPr>
       <w:r>
@@ -7185,11 +7282,6 @@
       <w:pPr>
         <w:jc w:val="both"/>
       </w:pPr>
-    </w:p>
-    <w:p>
-      <w:pPr>
-        <w:jc w:val="both"/>
-      </w:pPr>
       <w:r>
         <w:lastRenderedPageBreak/>
         <w:t xml:space="preserve">Una vez obtenidos los archivos </w:t>
@@ -7256,7 +7348,7 @@
           <w:noProof/>
         </w:rPr>
         <w:drawing>
-          <wp:anchor distT="0" distB="0" distL="114300" distR="114300" simplePos="0" relativeHeight="251669504" behindDoc="0" locked="0" layoutInCell="1" allowOverlap="1" wp14:anchorId="5DE2CB38" wp14:editId="03F3D3A5">
+          <wp:anchor distT="0" distB="0" distL="114300" distR="114300" simplePos="0" relativeHeight="251669504" behindDoc="0" locked="0" layoutInCell="1" allowOverlap="1" wp14:anchorId="5DE2CB38" wp14:editId="0D94347E">
             <wp:simplePos x="0" y="0"/>
             <wp:positionH relativeFrom="margin">
               <wp:align>center</wp:align>
@@ -7392,7 +7484,13 @@
         <w:t>y accedemos al formulario de Create</w:t>
       </w:r>
       <w:r>
-        <w:t xml:space="preserve"> [6]</w:t>
+        <w:t xml:space="preserve"> </w:t>
+      </w:r>
+      <w:r>
+        <w:t xml:space="preserve">(en la zona inferior izquierda) </w:t>
+      </w:r>
+      <w:r>
+        <w:t>[6]</w:t>
       </w:r>
       <w:r>
         <w:t>, Update</w:t>
@@ -7406,7 +7504,13 @@
       </w:r>
       <w:proofErr w:type="spellEnd"/>
       <w:r>
-        <w:t xml:space="preserve"> o Delete [7] de Flight </w:t>
+        <w:t xml:space="preserve"> o Delete</w:t>
+      </w:r>
+      <w:r>
+        <w:t xml:space="preserve"> (zona inferior izquierda)</w:t>
+      </w:r>
+      <w:r>
+        <w:t xml:space="preserve"> [7] de Flight </w:t>
       </w:r>
       <w:proofErr w:type="spellStart"/>
       <w:r>
@@ -7482,11 +7586,12 @@
         <w:rPr>
           <w:noProof/>
         </w:rPr>
+        <w:lastRenderedPageBreak/>
         <w:drawing>
-          <wp:inline distT="0" distB="0" distL="0" distR="0" wp14:anchorId="7F6E5326" wp14:editId="5459E8FE">
-            <wp:extent cx="5400040" cy="1360170"/>
+          <wp:inline distT="0" distB="0" distL="0" distR="0" wp14:anchorId="2E000235" wp14:editId="21B03BB8">
+            <wp:extent cx="5400040" cy="1437005"/>
             <wp:effectExtent l="0" t="0" r="0" b="0"/>
-            <wp:docPr id="2134767224" name="Imagen 1" descr="Interfaz de usuario gráfica, Texto, Aplicación, Correo electrónico&#10;&#10;El contenido generado por IA puede ser incorrecto."/>
+            <wp:docPr id="755388862" name="Imagen 1" descr="Interfaz de usuario gráfica, Texto, Aplicación, Correo electrónico&#10;&#10;El contenido generado por IA puede ser incorrecto."/>
             <wp:cNvGraphicFramePr>
               <a:graphicFrameLocks xmlns:a="http://schemas.openxmlformats.org/drawingml/2006/main" noChangeAspect="1"/>
             </wp:cNvGraphicFramePr>
@@ -7494,7 +7599,7 @@
               <a:graphicData uri="http://schemas.openxmlformats.org/drawingml/2006/picture">
                 <pic:pic xmlns:pic="http://schemas.openxmlformats.org/drawingml/2006/picture">
                   <pic:nvPicPr>
-                    <pic:cNvPr id="2134767224" name="Imagen 1" descr="Interfaz de usuario gráfica, Texto, Aplicación, Correo electrónico&#10;&#10;El contenido generado por IA puede ser incorrecto."/>
+                    <pic:cNvPr id="755388862" name="Imagen 1" descr="Interfaz de usuario gráfica, Texto, Aplicación, Correo electrónico&#10;&#10;El contenido generado por IA puede ser incorrecto."/>
                     <pic:cNvPicPr/>
                   </pic:nvPicPr>
                   <pic:blipFill>
@@ -7506,7 +7611,7 @@
                   <pic:spPr>
                     <a:xfrm>
                       <a:off x="0" y="0"/>
-                      <a:ext cx="5400040" cy="1360170"/>
+                      <a:ext cx="5400040" cy="1437005"/>
                     </a:xfrm>
                     <a:prstGeom prst="rect">
                       <a:avLst/>
@@ -7524,12 +7629,9 @@
         <w:jc w:val="center"/>
       </w:pPr>
       <w:r>
-        <w:lastRenderedPageBreak/>
         <w:t>[6]</w:t>
       </w:r>
     </w:p>
-    <w:p/>
-    <w:p/>
     <w:p/>
     <w:p>
       <w:r>
@@ -7537,10 +7639,10 @@
           <w:noProof/>
         </w:rPr>
         <w:drawing>
-          <wp:inline distT="0" distB="0" distL="0" distR="0" wp14:anchorId="497FEC81" wp14:editId="16A0C172">
-            <wp:extent cx="5400040" cy="1887855"/>
-            <wp:effectExtent l="0" t="0" r="0" b="0"/>
-            <wp:docPr id="1362843027" name="Imagen 1" descr="Interfaz de usuario gráfica, Texto, Aplicación, Correo electrónico&#10;&#10;El contenido generado por IA puede ser incorrecto."/>
+          <wp:inline distT="0" distB="0" distL="0" distR="0" wp14:anchorId="7300DD0D" wp14:editId="09F7A512">
+            <wp:extent cx="5400040" cy="2107565"/>
+            <wp:effectExtent l="0" t="0" r="0" b="6985"/>
+            <wp:docPr id="1992174131" name="Imagen 1" descr="Tabla&#10;&#10;El contenido generado por IA puede ser incorrecto."/>
             <wp:cNvGraphicFramePr>
               <a:graphicFrameLocks xmlns:a="http://schemas.openxmlformats.org/drawingml/2006/main" noChangeAspect="1"/>
             </wp:cNvGraphicFramePr>
@@ -7548,7 +7650,7 @@
               <a:graphicData uri="http://schemas.openxmlformats.org/drawingml/2006/picture">
                 <pic:pic xmlns:pic="http://schemas.openxmlformats.org/drawingml/2006/picture">
                   <pic:nvPicPr>
-                    <pic:cNvPr id="1362843027" name="Imagen 1" descr="Interfaz de usuario gráfica, Texto, Aplicación, Correo electrónico&#10;&#10;El contenido generado por IA puede ser incorrecto."/>
+                    <pic:cNvPr id="1992174131" name="Imagen 1" descr="Tabla&#10;&#10;El contenido generado por IA puede ser incorrecto."/>
                     <pic:cNvPicPr/>
                   </pic:nvPicPr>
                   <pic:blipFill>
@@ -7560,7 +7662,7 @@
                   <pic:spPr>
                     <a:xfrm>
                       <a:off x="0" y="0"/>
-                      <a:ext cx="5400040" cy="1887855"/>
+                      <a:ext cx="5400040" cy="2107565"/>
                     </a:xfrm>
                     <a:prstGeom prst="rect">
                       <a:avLst/>
@@ -7607,7 +7709,7 @@
           <w:noProof/>
         </w:rPr>
         <w:drawing>
-          <wp:anchor distT="0" distB="0" distL="114300" distR="114300" simplePos="0" relativeHeight="251665408" behindDoc="0" locked="0" layoutInCell="1" allowOverlap="1" wp14:anchorId="69C995EC" wp14:editId="52D9ADF8">
+          <wp:anchor distT="0" distB="0" distL="114300" distR="114300" simplePos="0" relativeHeight="251665408" behindDoc="0" locked="0" layoutInCell="1" allowOverlap="1" wp14:anchorId="69C995EC" wp14:editId="3E884A39">
             <wp:simplePos x="0" y="0"/>
             <wp:positionH relativeFrom="margin">
               <wp:align>center</wp:align>
@@ -7671,6 +7773,7 @@
         <w:jc w:val="both"/>
       </w:pPr>
       <w:r>
+        <w:lastRenderedPageBreak/>
         <w:t>Posteriormente, se siguió la metodología presentada en las transparencias de la asignatura, realizando pruebas mediante un “loop” sobre cada atributo del formulario.</w:t>
       </w:r>
     </w:p>
@@ -7717,7 +7820,6 @@
         <w:jc w:val="both"/>
       </w:pPr>
       <w:r>
-        <w:lastRenderedPageBreak/>
         <w:t xml:space="preserve">A continuación, se modificó el valor del campo </w:t>
       </w:r>
       <w:proofErr w:type="spellStart"/>
@@ -7738,7 +7840,7 @@
           <w:noProof/>
         </w:rPr>
         <w:drawing>
-          <wp:anchor distT="0" distB="0" distL="114300" distR="114300" simplePos="0" relativeHeight="251668480" behindDoc="0" locked="0" layoutInCell="1" allowOverlap="1" wp14:anchorId="34BC2DFC" wp14:editId="4EB36294">
+          <wp:anchor distT="0" distB="0" distL="114300" distR="114300" simplePos="0" relativeHeight="251668480" behindDoc="0" locked="0" layoutInCell="1" allowOverlap="1" wp14:anchorId="34BC2DFC" wp14:editId="5E13F419">
             <wp:simplePos x="0" y="0"/>
             <wp:positionH relativeFrom="margin">
               <wp:align>center</wp:align>
@@ -7839,18 +7941,10 @@
           <w:noProof/>
         </w:rPr>
         <w:drawing>
-          <wp:anchor distT="0" distB="0" distL="114300" distR="114300" simplePos="0" relativeHeight="251666432" behindDoc="0" locked="0" layoutInCell="1" allowOverlap="1" wp14:anchorId="33CAFA06" wp14:editId="4A6CE5A9">
-            <wp:simplePos x="0" y="0"/>
-            <wp:positionH relativeFrom="margin">
-              <wp:align>center</wp:align>
-            </wp:positionH>
-            <wp:positionV relativeFrom="paragraph">
-              <wp:posOffset>385390</wp:posOffset>
-            </wp:positionV>
-            <wp:extent cx="5649089" cy="2361537"/>
-            <wp:effectExtent l="0" t="0" r="0" b="1270"/>
-            <wp:wrapSquare wrapText="bothSides"/>
-            <wp:docPr id="420509639" name="Imagen 1" descr="Interfaz de usuario gráfica, Texto, Aplicación, Correo electrónico&#10;&#10;El contenido generado por IA puede ser incorrecto."/>
+          <wp:inline distT="0" distB="0" distL="0" distR="0" wp14:anchorId="0BBDD8F2" wp14:editId="20B838AB">
+            <wp:extent cx="5400040" cy="2168525"/>
+            <wp:effectExtent l="0" t="0" r="0" b="3175"/>
+            <wp:docPr id="1802423829" name="Imagen 1" descr="Interfaz de usuario gráfica, Texto, Aplicación, Correo electrónico&#10;&#10;El contenido generado por IA puede ser incorrecto."/>
             <wp:cNvGraphicFramePr>
               <a:graphicFrameLocks xmlns:a="http://schemas.openxmlformats.org/drawingml/2006/main" noChangeAspect="1"/>
             </wp:cNvGraphicFramePr>
@@ -7858,17 +7952,11 @@
               <a:graphicData uri="http://schemas.openxmlformats.org/drawingml/2006/picture">
                 <pic:pic xmlns:pic="http://schemas.openxmlformats.org/drawingml/2006/picture">
                   <pic:nvPicPr>
-                    <pic:cNvPr id="420509639" name="Imagen 1" descr="Interfaz de usuario gráfica, Texto, Aplicación, Correo electrónico&#10;&#10;El contenido generado por IA puede ser incorrecto."/>
+                    <pic:cNvPr id="1802423829" name="Imagen 1" descr="Interfaz de usuario gráfica, Texto, Aplicación, Correo electrónico&#10;&#10;El contenido generado por IA puede ser incorrecto."/>
                     <pic:cNvPicPr/>
                   </pic:nvPicPr>
                   <pic:blipFill>
-                    <a:blip r:embed="rId18" cstate="print">
-                      <a:extLst>
-                        <a:ext uri="{28A0092B-C50C-407E-A947-70E740481C1C}">
-                          <a14:useLocalDpi xmlns:a14="http://schemas.microsoft.com/office/drawing/2010/main" val="0"/>
-                        </a:ext>
-                      </a:extLst>
-                    </a:blip>
+                    <a:blip r:embed="rId18"/>
                     <a:stretch>
                       <a:fillRect/>
                     </a:stretch>
@@ -7876,7 +7964,7 @@
                   <pic:spPr>
                     <a:xfrm>
                       <a:off x="0" y="0"/>
-                      <a:ext cx="5649089" cy="2361537"/>
+                      <a:ext cx="5400040" cy="2168525"/>
                     </a:xfrm>
                     <a:prstGeom prst="rect">
                       <a:avLst/>
@@ -7885,7 +7973,7 @@
                 </pic:pic>
               </a:graphicData>
             </a:graphic>
-          </wp:anchor>
+          </wp:inline>
         </w:drawing>
       </w:r>
     </w:p>
@@ -7900,6 +7988,7 @@
     <w:p/>
     <w:p>
       <w:r>
+        <w:lastRenderedPageBreak/>
         <w:t>También se han comprobado que los requisitos que se piden funcionen correctamente como vemos en las siguientes imágenes adicionales:</w:t>
       </w:r>
     </w:p>
@@ -7908,7 +7997,6 @@
         <w:rPr>
           <w:noProof/>
         </w:rPr>
-        <w:lastRenderedPageBreak/>
         <w:drawing>
           <wp:inline distT="0" distB="0" distL="0" distR="0" wp14:anchorId="34C51D37" wp14:editId="08E32D61">
             <wp:extent cx="5400040" cy="2090420"/>
@@ -7953,10 +8041,10 @@
           <w:noProof/>
         </w:rPr>
         <w:drawing>
-          <wp:inline distT="0" distB="0" distL="0" distR="0" wp14:anchorId="208B2134" wp14:editId="39BCF86F">
-            <wp:extent cx="5400040" cy="2098040"/>
-            <wp:effectExtent l="0" t="0" r="0" b="0"/>
-            <wp:docPr id="1868809595" name="Imagen 1" descr="Interfaz de usuario gráfica, Aplicación&#10;&#10;El contenido generado por IA puede ser incorrecto."/>
+          <wp:inline distT="0" distB="0" distL="0" distR="0" wp14:anchorId="2269EF9C" wp14:editId="5646069B">
+            <wp:extent cx="5400040" cy="2932430"/>
+            <wp:effectExtent l="0" t="0" r="0" b="1270"/>
+            <wp:docPr id="436003850" name="Imagen 1" descr="Interfaz de usuario gráfica, Texto, Aplicación, Correo electrónico&#10;&#10;El contenido generado por IA puede ser incorrecto."/>
             <wp:cNvGraphicFramePr>
               <a:graphicFrameLocks xmlns:a="http://schemas.openxmlformats.org/drawingml/2006/main" noChangeAspect="1"/>
             </wp:cNvGraphicFramePr>
@@ -7964,7 +8052,7 @@
               <a:graphicData uri="http://schemas.openxmlformats.org/drawingml/2006/picture">
                 <pic:pic xmlns:pic="http://schemas.openxmlformats.org/drawingml/2006/picture">
                   <pic:nvPicPr>
-                    <pic:cNvPr id="1868809595" name="Imagen 1" descr="Interfaz de usuario gráfica, Aplicación&#10;&#10;El contenido generado por IA puede ser incorrecto."/>
+                    <pic:cNvPr id="436003850" name="Imagen 1" descr="Interfaz de usuario gráfica, Texto, Aplicación, Correo electrónico&#10;&#10;El contenido generado por IA puede ser incorrecto."/>
                     <pic:cNvPicPr/>
                   </pic:nvPicPr>
                   <pic:blipFill>
@@ -7976,7 +8064,7 @@
                   <pic:spPr>
                     <a:xfrm>
                       <a:off x="0" y="0"/>
-                      <a:ext cx="5400040" cy="2098040"/>
+                      <a:ext cx="5400040" cy="2932430"/>
                     </a:xfrm>
                     <a:prstGeom prst="rect">
                       <a:avLst/>
@@ -7989,17 +8077,35 @@
         </w:drawing>
       </w:r>
     </w:p>
-    <w:p/>
-    <w:p>
+    <w:p>
+      <w:pPr>
+        <w:jc w:val="center"/>
+      </w:pPr>
+      <w:r>
+        <w:t xml:space="preserve">(esta foto tiene las validaciones del Update y </w:t>
+      </w:r>
+      <w:proofErr w:type="spellStart"/>
+      <w:r>
+        <w:t>Publish</w:t>
+      </w:r>
+      <w:proofErr w:type="spellEnd"/>
+      <w:r>
+        <w:t>)</w:t>
+      </w:r>
+    </w:p>
+    <w:p>
+      <w:pPr>
+        <w:jc w:val="center"/>
+      </w:pPr>
       <w:r>
         <w:rPr>
           <w:noProof/>
         </w:rPr>
         <w:drawing>
-          <wp:inline distT="0" distB="0" distL="0" distR="0" wp14:anchorId="5577D50F" wp14:editId="3F7F88FA">
-            <wp:extent cx="5400040" cy="1975485"/>
-            <wp:effectExtent l="0" t="0" r="0" b="5715"/>
-            <wp:docPr id="878725199" name="Imagen 1" descr="Interfaz de usuario gráfica, Texto, Aplicación, Correo electrónico&#10;&#10;El contenido generado por IA puede ser incorrecto."/>
+          <wp:inline distT="0" distB="0" distL="0" distR="0" wp14:anchorId="157811F6" wp14:editId="3E8B8753">
+            <wp:extent cx="5400040" cy="2452370"/>
+            <wp:effectExtent l="0" t="0" r="0" b="5080"/>
+            <wp:docPr id="870571214" name="Imagen 1" descr="Interfaz de usuario gráfica, Aplicación&#10;&#10;El contenido generado por IA puede ser incorrecto."/>
             <wp:cNvGraphicFramePr>
               <a:graphicFrameLocks xmlns:a="http://schemas.openxmlformats.org/drawingml/2006/main" noChangeAspect="1"/>
             </wp:cNvGraphicFramePr>
@@ -8007,7 +8113,7 @@
               <a:graphicData uri="http://schemas.openxmlformats.org/drawingml/2006/picture">
                 <pic:pic xmlns:pic="http://schemas.openxmlformats.org/drawingml/2006/picture">
                   <pic:nvPicPr>
-                    <pic:cNvPr id="878725199" name="Imagen 1" descr="Interfaz de usuario gráfica, Texto, Aplicación, Correo electrónico&#10;&#10;El contenido generado por IA puede ser incorrecto."/>
+                    <pic:cNvPr id="870571214" name="Imagen 1" descr="Interfaz de usuario gráfica, Aplicación&#10;&#10;El contenido generado por IA puede ser incorrecto."/>
                     <pic:cNvPicPr/>
                   </pic:nvPicPr>
                   <pic:blipFill>
@@ -8019,7 +8125,7 @@
                   <pic:spPr>
                     <a:xfrm>
                       <a:off x="0" y="0"/>
-                      <a:ext cx="5400040" cy="1975485"/>
+                      <a:ext cx="5400040" cy="2452370"/>
                     </a:xfrm>
                     <a:prstGeom prst="rect">
                       <a:avLst/>
@@ -8032,12 +8138,12 @@
         </w:drawing>
       </w:r>
     </w:p>
-    <w:p/>
     <w:p>
       <w:pPr>
         <w:jc w:val="both"/>
       </w:pPr>
       <w:r>
+        <w:lastRenderedPageBreak/>
         <w:t>Una vez se han comprobado todos los atributos del formulario, se crea uno con datos válidos</w:t>
       </w:r>
       <w:r>
@@ -8114,7 +8220,6 @@
         <w:rPr>
           <w:noProof/>
         </w:rPr>
-        <w:lastRenderedPageBreak/>
         <w:drawing>
           <wp:inline distT="0" distB="0" distL="0" distR="0" wp14:anchorId="03215373" wp14:editId="3DADD306">
             <wp:extent cx="5400040" cy="1560830"/>
@@ -8417,7 +8522,7 @@
           <w:noProof/>
         </w:rPr>
         <w:drawing>
-          <wp:anchor distT="0" distB="0" distL="114300" distR="114300" simplePos="0" relativeHeight="251670528" behindDoc="0" locked="0" layoutInCell="1" allowOverlap="1" wp14:anchorId="507CD2CD" wp14:editId="2B0DC5E0">
+          <wp:anchor distT="0" distB="0" distL="114300" distR="114300" simplePos="0" relativeHeight="251670528" behindDoc="0" locked="0" layoutInCell="1" allowOverlap="1" wp14:anchorId="507CD2CD" wp14:editId="1BE93E9E">
             <wp:simplePos x="0" y="0"/>
             <wp:positionH relativeFrom="margin">
               <wp:align>center</wp:align>
@@ -8671,6 +8776,25 @@
       <w:r>
         <w:t>.</w:t>
       </w:r>
+      <w:r>
+        <w:t xml:space="preserve"> Los listados de </w:t>
+      </w:r>
+      <w:proofErr w:type="spellStart"/>
+      <w:r>
+        <w:t>ActivityLog</w:t>
+      </w:r>
+      <w:proofErr w:type="spellEnd"/>
+      <w:r>
+        <w:t xml:space="preserve"> solo aparecerán en aquellos </w:t>
+      </w:r>
+      <w:proofErr w:type="spellStart"/>
+      <w:r>
+        <w:t>FlightAssignment</w:t>
+      </w:r>
+      <w:proofErr w:type="spellEnd"/>
+      <w:r>
+        <w:t xml:space="preserve"> que estén completados.</w:t>
+      </w:r>
     </w:p>
     <w:p>
       <w:r>
@@ -8678,10 +8802,10 @@
           <w:noProof/>
         </w:rPr>
         <w:drawing>
-          <wp:inline distT="0" distB="0" distL="0" distR="0" wp14:anchorId="03597355" wp14:editId="244C6B7F">
-            <wp:extent cx="5400040" cy="2909570"/>
-            <wp:effectExtent l="0" t="0" r="0" b="5080"/>
-            <wp:docPr id="464341833" name="Imagen 1" descr="Una captura de pantalla de una red social&#10;&#10;El contenido generado por IA puede ser incorrecto."/>
+          <wp:inline distT="0" distB="0" distL="0" distR="0" wp14:anchorId="62BDE0B8" wp14:editId="0D8FD098">
+            <wp:extent cx="5400040" cy="3122930"/>
+            <wp:effectExtent l="0" t="0" r="0" b="1270"/>
+            <wp:docPr id="1261698290" name="Imagen 1" descr="Una captura de pantalla de una red social&#10;&#10;El contenido generado por IA puede ser incorrecto."/>
             <wp:cNvGraphicFramePr>
               <a:graphicFrameLocks xmlns:a="http://schemas.openxmlformats.org/drawingml/2006/main" noChangeAspect="1"/>
             </wp:cNvGraphicFramePr>
@@ -8689,7 +8813,7 @@
               <a:graphicData uri="http://schemas.openxmlformats.org/drawingml/2006/picture">
                 <pic:pic xmlns:pic="http://schemas.openxmlformats.org/drawingml/2006/picture">
                   <pic:nvPicPr>
-                    <pic:cNvPr id="464341833" name="Imagen 1" descr="Una captura de pantalla de una red social&#10;&#10;El contenido generado por IA puede ser incorrecto."/>
+                    <pic:cNvPr id="1261698290" name="Imagen 1" descr="Una captura de pantalla de una red social&#10;&#10;El contenido generado por IA puede ser incorrecto."/>
                     <pic:cNvPicPr/>
                   </pic:nvPicPr>
                   <pic:blipFill>
@@ -8701,7 +8825,7 @@
                   <pic:spPr>
                     <a:xfrm>
                       <a:off x="0" y="0"/>
-                      <a:ext cx="5400040" cy="2909570"/>
+                      <a:ext cx="5400040" cy="3122930"/>
                     </a:xfrm>
                     <a:prstGeom prst="rect">
                       <a:avLst/>
@@ -8722,7 +8846,6 @@
         <w:t>[14]</w:t>
       </w:r>
     </w:p>
-    <w:p/>
     <w:p>
       <w:r>
         <w:rPr>
@@ -8730,10 +8853,10 @@
         </w:rPr>
         <w:lastRenderedPageBreak/>
         <w:drawing>
-          <wp:inline distT="0" distB="0" distL="0" distR="0" wp14:anchorId="53839D99" wp14:editId="002A22F2">
-            <wp:extent cx="5400040" cy="1880235"/>
-            <wp:effectExtent l="0" t="0" r="0" b="5715"/>
-            <wp:docPr id="506642299" name="Imagen 1" descr="Interfaz de usuario gráfica, Texto, Aplicación, Correo electrónico&#10;&#10;El contenido generado por IA puede ser incorrecto."/>
+          <wp:inline distT="0" distB="0" distL="0" distR="0" wp14:anchorId="6462B098" wp14:editId="162CC937">
+            <wp:extent cx="5400040" cy="2601595"/>
+            <wp:effectExtent l="0" t="0" r="0" b="8255"/>
+            <wp:docPr id="967134507" name="Imagen 1" descr="Texto&#10;&#10;El contenido generado por IA puede ser incorrecto."/>
             <wp:cNvGraphicFramePr>
               <a:graphicFrameLocks xmlns:a="http://schemas.openxmlformats.org/drawingml/2006/main" noChangeAspect="1"/>
             </wp:cNvGraphicFramePr>
@@ -8741,7 +8864,7 @@
               <a:graphicData uri="http://schemas.openxmlformats.org/drawingml/2006/picture">
                 <pic:pic xmlns:pic="http://schemas.openxmlformats.org/drawingml/2006/picture">
                   <pic:nvPicPr>
-                    <pic:cNvPr id="506642299" name="Imagen 1" descr="Interfaz de usuario gráfica, Texto, Aplicación, Correo electrónico&#10;&#10;El contenido generado por IA puede ser incorrecto."/>
+                    <pic:cNvPr id="967134507" name="Imagen 1" descr="Texto&#10;&#10;El contenido generado por IA puede ser incorrecto."/>
                     <pic:cNvPicPr/>
                   </pic:nvPicPr>
                   <pic:blipFill>
@@ -8753,7 +8876,7 @@
                   <pic:spPr>
                     <a:xfrm>
                       <a:off x="0" y="0"/>
-                      <a:ext cx="5400040" cy="1880235"/>
+                      <a:ext cx="5400040" cy="2601595"/>
                     </a:xfrm>
                     <a:prstGeom prst="rect">
                       <a:avLst/>
@@ -8915,6 +9038,7 @@
         <w:rPr>
           <w:noProof/>
         </w:rPr>
+        <w:lastRenderedPageBreak/>
         <w:drawing>
           <wp:inline distT="0" distB="0" distL="0" distR="0" wp14:anchorId="0E2D4DA8" wp14:editId="705FAF14">
             <wp:extent cx="5400040" cy="1937385"/>
@@ -8968,7 +9092,6 @@
       <w:bookmarkStart w:id="16" w:name="_Toc199178419"/>
       <w:bookmarkEnd w:id="15"/>
       <w:r>
-        <w:lastRenderedPageBreak/>
         <w:t>DELETE</w:t>
       </w:r>
       <w:bookmarkEnd w:id="16"/>
@@ -9035,7 +9158,6 @@
         <w:t>) en las pruebas.</w:t>
       </w:r>
     </w:p>
-    <w:p/>
     <w:p>
       <w:pPr>
         <w:jc w:val="both"/>
@@ -9264,27 +9386,33 @@
         <w:t>20</w:t>
       </w:r>
       <w:r>
-        <w:t xml:space="preserve">] de Flight </w:t>
-      </w:r>
-      <w:proofErr w:type="spellStart"/>
-      <w:r>
-        <w:t>Assignment</w:t>
+        <w:t xml:space="preserve">] de </w:t>
+      </w:r>
+      <w:proofErr w:type="spellStart"/>
+      <w:r>
+        <w:t>ActivityLog</w:t>
       </w:r>
       <w:proofErr w:type="spellEnd"/>
       <w:r>
         <w:t>.</w:t>
       </w:r>
-    </w:p>
-    <w:p>
+      <w:r>
+        <w:t xml:space="preserve"> </w:t>
+      </w:r>
+    </w:p>
+    <w:p>
+      <w:pPr>
+        <w:jc w:val="center"/>
+      </w:pPr>
       <w:r>
         <w:rPr>
           <w:noProof/>
         </w:rPr>
         <w:drawing>
-          <wp:inline distT="0" distB="0" distL="0" distR="0" wp14:anchorId="4EE1DC6B" wp14:editId="0B9E3B18">
-            <wp:extent cx="5400040" cy="1883410"/>
-            <wp:effectExtent l="0" t="0" r="0" b="2540"/>
-            <wp:docPr id="535782124" name="Imagen 1" descr="Interfaz de usuario gráfica, Texto, Aplicación, Correo electrónico&#10;&#10;El contenido generado por IA puede ser incorrecto."/>
+          <wp:inline distT="0" distB="0" distL="0" distR="0" wp14:anchorId="4D63A92A" wp14:editId="368F3584">
+            <wp:extent cx="4850296" cy="1842246"/>
+            <wp:effectExtent l="0" t="0" r="7620" b="5715"/>
+            <wp:docPr id="877201201" name="Imagen 1" descr="Imagen que contiene Tabla&#10;&#10;El contenido generado por IA puede ser incorrecto."/>
             <wp:cNvGraphicFramePr>
               <a:graphicFrameLocks xmlns:a="http://schemas.openxmlformats.org/drawingml/2006/main" noChangeAspect="1"/>
             </wp:cNvGraphicFramePr>
@@ -9292,7 +9420,7 @@
               <a:graphicData uri="http://schemas.openxmlformats.org/drawingml/2006/picture">
                 <pic:pic xmlns:pic="http://schemas.openxmlformats.org/drawingml/2006/picture">
                   <pic:nvPicPr>
-                    <pic:cNvPr id="535782124" name="Imagen 1" descr="Interfaz de usuario gráfica, Texto, Aplicación, Correo electrónico&#10;&#10;El contenido generado por IA puede ser incorrecto."/>
+                    <pic:cNvPr id="877201201" name="Imagen 1" descr="Imagen que contiene Tabla&#10;&#10;El contenido generado por IA puede ser incorrecto."/>
                     <pic:cNvPicPr/>
                   </pic:nvPicPr>
                   <pic:blipFill>
@@ -9304,7 +9432,7 @@
                   <pic:spPr>
                     <a:xfrm>
                       <a:off x="0" y="0"/>
-                      <a:ext cx="5400040" cy="1883410"/>
+                      <a:ext cx="4855733" cy="1844311"/>
                     </a:xfrm>
                     <a:prstGeom prst="rect">
                       <a:avLst/>
@@ -9336,11 +9464,12 @@
         <w:rPr>
           <w:noProof/>
         </w:rPr>
+        <w:lastRenderedPageBreak/>
         <w:drawing>
-          <wp:inline distT="0" distB="0" distL="0" distR="0" wp14:anchorId="32CAC6CF" wp14:editId="0A3ED0BC">
-            <wp:extent cx="5400040" cy="1304925"/>
-            <wp:effectExtent l="0" t="0" r="0" b="9525"/>
-            <wp:docPr id="276622716" name="Imagen 1" descr="Interfaz de usuario gráfica&#10;&#10;El contenido generado por IA puede ser incorrecto."/>
+          <wp:inline distT="0" distB="0" distL="0" distR="0" wp14:anchorId="635D225B" wp14:editId="5DCE9B3E">
+            <wp:extent cx="5400040" cy="1266190"/>
+            <wp:effectExtent l="0" t="0" r="0" b="0"/>
+            <wp:docPr id="1836697393" name="Imagen 1" descr="Interfaz de usuario gráfica, Texto, Aplicación&#10;&#10;El contenido generado por IA puede ser incorrecto."/>
             <wp:cNvGraphicFramePr>
               <a:graphicFrameLocks xmlns:a="http://schemas.openxmlformats.org/drawingml/2006/main" noChangeAspect="1"/>
             </wp:cNvGraphicFramePr>
@@ -9348,7 +9477,7 @@
               <a:graphicData uri="http://schemas.openxmlformats.org/drawingml/2006/picture">
                 <pic:pic xmlns:pic="http://schemas.openxmlformats.org/drawingml/2006/picture">
                   <pic:nvPicPr>
-                    <pic:cNvPr id="276622716" name="Imagen 1" descr="Interfaz de usuario gráfica&#10;&#10;El contenido generado por IA puede ser incorrecto."/>
+                    <pic:cNvPr id="1836697393" name="Imagen 1" descr="Interfaz de usuario gráfica, Texto, Aplicación&#10;&#10;El contenido generado por IA puede ser incorrecto."/>
                     <pic:cNvPicPr/>
                   </pic:nvPicPr>
                   <pic:blipFill>
@@ -9360,7 +9489,7 @@
                   <pic:spPr>
                     <a:xfrm>
                       <a:off x="0" y="0"/>
-                      <a:ext cx="5400040" cy="1304925"/>
+                      <a:ext cx="5400040" cy="1266190"/>
                     </a:xfrm>
                     <a:prstGeom prst="rect">
                       <a:avLst/>
@@ -9393,7 +9522,6 @@
         <w:rPr>
           <w:noProof/>
         </w:rPr>
-        <w:lastRenderedPageBreak/>
         <w:drawing>
           <wp:inline distT="0" distB="0" distL="0" distR="0" wp14:anchorId="2A533B76" wp14:editId="568D8DF6">
             <wp:extent cx="5400040" cy="1318895"/>
@@ -9588,6 +9716,7 @@
         <w:jc w:val="both"/>
       </w:pPr>
       <w:r>
+        <w:lastRenderedPageBreak/>
         <w:t xml:space="preserve">A continuación, se modificó el valor del campo </w:t>
       </w:r>
       <w:r>
@@ -9692,7 +9821,6 @@
         <w:rPr>
           <w:noProof/>
         </w:rPr>
-        <w:lastRenderedPageBreak/>
         <w:drawing>
           <wp:inline distT="0" distB="0" distL="0" distR="0" wp14:anchorId="31AEF20C" wp14:editId="13A342D9">
             <wp:extent cx="5400040" cy="1364615"/>
@@ -9738,7 +9866,74 @@
         <w:t>Comparar con [20]</w:t>
       </w:r>
     </w:p>
-    <w:p/>
+    <w:p>
+      <w:r>
+        <w:t xml:space="preserve">Respecto a esta implementación, de cara al apartado de hacking se puede comprobar que si cambiamos la </w:t>
+      </w:r>
+      <w:proofErr w:type="spellStart"/>
+      <w:r>
+        <w:t>url</w:t>
+      </w:r>
+      <w:proofErr w:type="spellEnd"/>
+      <w:r>
+        <w:t xml:space="preserve"> del </w:t>
+      </w:r>
+      <w:proofErr w:type="spellStart"/>
+      <w:r>
+        <w:t>A</w:t>
+      </w:r>
+      <w:r>
+        <w:t>ctivityLog</w:t>
+      </w:r>
+      <w:proofErr w:type="spellEnd"/>
+      <w:r>
+        <w:t xml:space="preserve"> [comparar con [20]], nos saltará un error 500, ya que está puesto que desde un </w:t>
+      </w:r>
+      <w:proofErr w:type="spellStart"/>
+      <w:r>
+        <w:t>A</w:t>
+      </w:r>
+      <w:r>
+        <w:t>ctivityLog</w:t>
+      </w:r>
+      <w:proofErr w:type="spellEnd"/>
+      <w:r>
+        <w:t xml:space="preserve"> que corresponde a un </w:t>
+      </w:r>
+      <w:proofErr w:type="spellStart"/>
+      <w:r>
+        <w:t>F</w:t>
+      </w:r>
+      <w:r>
+        <w:t>lightAssignment</w:t>
+      </w:r>
+      <w:proofErr w:type="spellEnd"/>
+      <w:r>
+        <w:t xml:space="preserve"> publicado no se pueda publicar un </w:t>
+      </w:r>
+      <w:proofErr w:type="spellStart"/>
+      <w:r>
+        <w:t>A</w:t>
+      </w:r>
+      <w:r>
+        <w:t>ctivityLog</w:t>
+      </w:r>
+      <w:proofErr w:type="spellEnd"/>
+      <w:r>
+        <w:t xml:space="preserve"> de un </w:t>
+      </w:r>
+      <w:proofErr w:type="spellStart"/>
+      <w:r>
+        <w:t>F</w:t>
+      </w:r>
+      <w:r>
+        <w:t>lightAssignment</w:t>
+      </w:r>
+      <w:proofErr w:type="spellEnd"/>
+      <w:r>
+        <w:t xml:space="preserve"> que esté sin publicar.</w:t>
+      </w:r>
+    </w:p>
     <w:p>
       <w:pPr>
         <w:jc w:val="both"/>
@@ -9924,19 +10119,15 @@
     </w:p>
     <w:p>
       <w:pPr>
-        <w:pStyle w:val="Prrafodelista"/>
-      </w:pPr>
-    </w:p>
-    <w:p>
-      <w:pPr>
         <w:jc w:val="both"/>
       </w:pPr>
       <w:r>
         <w:rPr>
           <w:noProof/>
         </w:rPr>
+        <w:lastRenderedPageBreak/>
         <w:drawing>
-          <wp:anchor distT="0" distB="0" distL="114300" distR="114300" simplePos="0" relativeHeight="251677696" behindDoc="0" locked="0" layoutInCell="1" allowOverlap="1" wp14:anchorId="3797D8CF" wp14:editId="1C19F662">
+          <wp:anchor distT="0" distB="0" distL="114300" distR="114300" simplePos="0" relativeHeight="251677696" behindDoc="0" locked="0" layoutInCell="1" allowOverlap="1" wp14:anchorId="3797D8CF" wp14:editId="2CD253E5">
             <wp:simplePos x="0" y="0"/>
             <wp:positionH relativeFrom="margin">
               <wp:align>right</wp:align>
@@ -10046,6 +10237,11 @@
     </w:p>
     <w:p>
       <w:pPr>
+        <w:jc w:val="both"/>
+      </w:pPr>
+    </w:p>
+    <w:p>
+      <w:pPr>
         <w:jc w:val="center"/>
       </w:pPr>
       <w:r>
@@ -10064,7 +10260,6 @@
       </w:pPr>
       <w:bookmarkStart w:id="19" w:name="_Toc199178422"/>
       <w:r>
-        <w:lastRenderedPageBreak/>
         <w:t xml:space="preserve">LIST, </w:t>
       </w:r>
       <w:proofErr w:type="gramStart"/>
@@ -10277,6 +10472,7 @@
         <w:rPr>
           <w:noProof/>
         </w:rPr>
+        <w:lastRenderedPageBreak/>
         <w:drawing>
           <wp:inline distT="0" distB="0" distL="0" distR="0" wp14:anchorId="72B88A1F" wp14:editId="6B39B66E">
             <wp:extent cx="5400040" cy="1976755"/>
@@ -10394,7 +10590,6 @@
         <w:jc w:val="both"/>
       </w:pPr>
       <w:r>
-        <w:lastRenderedPageBreak/>
         <w:t xml:space="preserve">Para generar el </w:t>
       </w:r>
       <w:proofErr w:type="gramStart"/>
@@ -10504,6 +10699,7 @@
       <w:bookmarkStart w:id="22" w:name="_Toc199178424"/>
       <w:bookmarkEnd w:id="21"/>
       <w:r>
+        <w:lastRenderedPageBreak/>
         <w:t>CAPÍTULO DE PRUEBAS DE RENDIMIENTO</w:t>
       </w:r>
       <w:bookmarkEnd w:id="22"/>
@@ -10530,6 +10726,9 @@
     </w:p>
     <w:p>
       <w:r>
+        <w:rPr>
+          <w:noProof/>
+        </w:rPr>
         <w:drawing>
           <wp:inline distT="0" distB="0" distL="0" distR="0" wp14:anchorId="03CFCCCB" wp14:editId="084D6048">
             <wp:extent cx="5400040" cy="4139565"/>
@@ -10600,6 +10799,7 @@
     </w:p>
     <w:p>
       <w:pPr>
+        <w:jc w:val="center"/>
         <w:rPr>
           <w:b/>
           <w:bCs/>
@@ -10609,17 +10809,13 @@
       </w:pPr>
       <w:r>
         <w:rPr>
-          <w:b/>
-          <w:bCs/>
           <w:noProof/>
-          <w:sz w:val="32"/>
-          <w:szCs w:val="32"/>
         </w:rPr>
         <w:drawing>
-          <wp:inline distT="0" distB="0" distL="0" distR="0" wp14:anchorId="18167AED" wp14:editId="15E70B8C">
-            <wp:extent cx="5400040" cy="3286125"/>
-            <wp:effectExtent l="0" t="0" r="0" b="9525"/>
-            <wp:docPr id="1353280976" name="Imagen 1" descr="Un conjunto de letras blancas en un fondo blanco&#10;&#10;El contenido generado por IA puede ser incorrecto."/>
+          <wp:inline distT="0" distB="0" distL="0" distR="0" wp14:anchorId="4BE59CE1" wp14:editId="53018AFF">
+            <wp:extent cx="4826442" cy="3481917"/>
+            <wp:effectExtent l="0" t="0" r="0" b="4445"/>
+            <wp:docPr id="1235122291" name="Imagen 1" descr="Gráfico&#10;&#10;El contenido generado por IA puede ser incorrecto."/>
             <wp:cNvGraphicFramePr>
               <a:graphicFrameLocks xmlns:a="http://schemas.openxmlformats.org/drawingml/2006/main" noChangeAspect="1"/>
             </wp:cNvGraphicFramePr>
@@ -10627,12 +10823,12 @@
               <a:graphicData uri="http://schemas.openxmlformats.org/drawingml/2006/picture">
                 <pic:pic xmlns:pic="http://schemas.openxmlformats.org/drawingml/2006/picture">
                   <pic:nvPicPr>
-                    <pic:cNvPr id="1353280976" name="Imagen 1" descr="Un conjunto de letras blancas en un fondo blanco&#10;&#10;El contenido generado por IA puede ser incorrecto."/>
+                    <pic:cNvPr id="1412584975" name="Imagen 1" descr="Gráfico&#10;&#10;El contenido generado por IA puede ser incorrecto."/>
                     <pic:cNvPicPr/>
                   </pic:nvPicPr>
                   <pic:blipFill rotWithShape="1">
                     <a:blip r:embed="rId39"/>
-                    <a:srcRect b="5994"/>
+                    <a:srcRect b="7647"/>
                     <a:stretch>
                       <a:fillRect/>
                     </a:stretch>
@@ -10640,7 +10836,7 @@
                   <pic:spPr bwMode="auto">
                     <a:xfrm>
                       <a:off x="0" y="0"/>
-                      <a:ext cx="5400040" cy="3286125"/>
+                      <a:ext cx="4829783" cy="3484328"/>
                     </a:xfrm>
                     <a:prstGeom prst="rect">
                       <a:avLst/>
@@ -10696,12 +10892,18 @@
       <w:bookmarkEnd w:id="26"/>
     </w:p>
     <w:p>
-      <w:r>
+      <w:pPr>
+        <w:jc w:val="center"/>
+      </w:pPr>
+      <w:r>
+        <w:rPr>
+          <w:noProof/>
+        </w:rPr>
         <w:drawing>
-          <wp:inline distT="0" distB="0" distL="0" distR="0" wp14:anchorId="3234A919" wp14:editId="58E0B586">
-            <wp:extent cx="5400040" cy="3895725"/>
-            <wp:effectExtent l="0" t="0" r="0" b="9525"/>
-            <wp:docPr id="1412584975" name="Imagen 1" descr="Gráfico&#10;&#10;El contenido generado por IA puede ser incorrecto."/>
+          <wp:inline distT="0" distB="0" distL="0" distR="0" wp14:anchorId="068BED90" wp14:editId="5AC98135">
+            <wp:extent cx="5247861" cy="3374330"/>
+            <wp:effectExtent l="0" t="0" r="0" b="0"/>
+            <wp:docPr id="1898515897" name="Imagen 1" descr="Gráfico&#10;&#10;El contenido generado por IA puede ser incorrecto."/>
             <wp:cNvGraphicFramePr>
               <a:graphicFrameLocks xmlns:a="http://schemas.openxmlformats.org/drawingml/2006/main" noChangeAspect="1"/>
             </wp:cNvGraphicFramePr>
@@ -10709,32 +10911,23 @@
               <a:graphicData uri="http://schemas.openxmlformats.org/drawingml/2006/picture">
                 <pic:pic xmlns:pic="http://schemas.openxmlformats.org/drawingml/2006/picture">
                   <pic:nvPicPr>
-                    <pic:cNvPr id="1412584975" name="Imagen 1" descr="Gráfico&#10;&#10;El contenido generado por IA puede ser incorrecto."/>
+                    <pic:cNvPr id="1898515897" name="Imagen 1" descr="Gráfico&#10;&#10;El contenido generado por IA puede ser incorrecto."/>
                     <pic:cNvPicPr/>
                   </pic:nvPicPr>
-                  <pic:blipFill rotWithShape="1">
+                  <pic:blipFill>
                     <a:blip r:embed="rId40"/>
-                    <a:srcRect b="7647"/>
                     <a:stretch>
                       <a:fillRect/>
                     </a:stretch>
                   </pic:blipFill>
-                  <pic:spPr bwMode="auto">
+                  <pic:spPr>
                     <a:xfrm>
                       <a:off x="0" y="0"/>
-                      <a:ext cx="5400040" cy="3895725"/>
+                      <a:ext cx="5250958" cy="3376321"/>
                     </a:xfrm>
                     <a:prstGeom prst="rect">
                       <a:avLst/>
                     </a:prstGeom>
-                    <a:ln>
-                      <a:noFill/>
-                    </a:ln>
-                    <a:extLst>
-                      <a:ext uri="{53640926-AAD7-44D8-BBD7-CCE9431645EC}">
-                        <a14:shadowObscured xmlns:a14="http://schemas.microsoft.com/office/drawing/2010/main"/>
-                      </a:ext>
-                    </a:extLst>
                   </pic:spPr>
                 </pic:pic>
               </a:graphicData>
@@ -10805,7 +10998,15 @@
       </w:r>
       <w:proofErr w:type="spellEnd"/>
       <w:r>
-        <w:t>, si que cambia de tipo “ALL” a “</w:t>
+        <w:t xml:space="preserve">, </w:t>
+      </w:r>
+      <w:proofErr w:type="spellStart"/>
+      <w:r>
+        <w:t>si</w:t>
+      </w:r>
+      <w:proofErr w:type="spellEnd"/>
+      <w:r>
+        <w:t xml:space="preserve"> que cambia de tipo “ALL” a “</w:t>
       </w:r>
       <w:proofErr w:type="spellStart"/>
       <w:r>
@@ -10886,6 +11087,9 @@
     </w:p>
     <w:p>
       <w:r>
+        <w:rPr>
+          <w:noProof/>
+        </w:rPr>
         <w:drawing>
           <wp:inline distT="0" distB="0" distL="0" distR="0" wp14:anchorId="41B164E2" wp14:editId="11D66992">
             <wp:extent cx="4658375" cy="3162741"/>
@@ -10944,6 +11148,9 @@
     </w:p>
     <w:p>
       <w:r>
+        <w:rPr>
+          <w:noProof/>
+        </w:rPr>
         <w:drawing>
           <wp:inline distT="0" distB="0" distL="0" distR="0" wp14:anchorId="7CB2CFAD" wp14:editId="1B08AAF0">
             <wp:extent cx="4696480" cy="3153215"/>
@@ -11133,6 +11340,9 @@
     </w:p>
     <w:p>
       <w:r>
+        <w:rPr>
+          <w:noProof/>
+        </w:rPr>
         <w:drawing>
           <wp:anchor distT="0" distB="0" distL="114300" distR="114300" simplePos="0" relativeHeight="251680768" behindDoc="0" locked="0" layoutInCell="1" allowOverlap="1" wp14:anchorId="47CB97D7" wp14:editId="555C71BB">
             <wp:simplePos x="0" y="0"/>
@@ -11282,6 +11492,11 @@
       <w:r>
         <w:t xml:space="preserve"> Esto afirma nuestra hipótesis anterior. </w:t>
       </w:r>
+    </w:p>
+    <w:p>
+      <w:pPr>
+        <w:jc w:val="both"/>
+      </w:pPr>
     </w:p>
     <w:p>
       <w:pPr>
@@ -11439,10 +11654,28 @@
         <w:t xml:space="preserve"> si se pueden comparar el promedio de ejecución, llegando a la conclusión de que el rendimiento ha mejorado significativamente. E</w:t>
       </w:r>
       <w:r>
-        <w:t>l ordenador en el que se han ejecutado mis pruebas ha tenido una media peor que en la máquina donde se generaron las pruebas inicialmente (7,79-22,29)</w:t>
-      </w:r>
-      <w:r>
-        <w:t xml:space="preserve"> [32]</w:t>
+        <w:t xml:space="preserve">l ordenador en el que se han ejecutado mis pruebas ha tenido una </w:t>
+      </w:r>
+      <w:r>
+        <w:lastRenderedPageBreak/>
+        <w:t xml:space="preserve">media peor </w:t>
+      </w:r>
+      <w:r>
+        <w:t>(7,79-22,29</w:t>
+      </w:r>
+      <w:proofErr w:type="gramStart"/>
+      <w:r>
+        <w:t xml:space="preserve">)  </w:t>
+      </w:r>
+      <w:r>
+        <w:t>que</w:t>
+      </w:r>
+      <w:proofErr w:type="gramEnd"/>
+      <w:r>
+        <w:t xml:space="preserve"> en la máquina donde se generaron las pruebas inicialmente </w:t>
+      </w:r>
+      <w:r>
+        <w:t>[32]</w:t>
       </w:r>
       <w:r>
         <w:t xml:space="preserve">, por lo </w:t>
@@ -11460,7 +11693,6 @@
       </w:pPr>
       <w:bookmarkStart w:id="34" w:name="_Toc199178436"/>
       <w:r>
-        <w:lastRenderedPageBreak/>
         <w:t>CONCLUSIÓN</w:t>
       </w:r>
       <w:bookmarkEnd w:id="34"/>
@@ -14241,7 +14473,7 @@
 
 <file path=customXml/item1.xml><?xml version="1.0" encoding="utf-8"?>
 <CoverPageProperties xmlns="http://schemas.microsoft.com/office/2006/coverPageProps">
-  <PublishDate>2025-05-26T00:00:00</PublishDate>
+  <PublishDate>2025-06-30T00:00:00</PublishDate>
   <Abstract/>
   <CompanyAddress/>
   <CompanyPhone/>
